--- a/rapports/2026-06-06/EQ4/EQ4_sup_v2/DR_015201010154/40-17-88-32.docx
+++ b/rapports/2026-06-06/EQ4/EQ4_sup_v2/DR_015201010154/40-17-88-32.docx
@@ -297,7 +297,7 @@
           <w:color w:val="1F6FEB"/>
           <w:sz w:val="22"/>
         </w:rPr>
-        <w:t>⚠ INCOHÉRENCES À CORRIGER (84)</w:t>
+        <w:t>⚠ INCOHÉRENCES À CORRIGER (80)</w:t>
       </w:r>
     </w:p>
     <w:tbl>
@@ -1354,7 +1354,7 @@
                 <w:color w:val="16A34A"/>
                 <w:sz w:val="16"/>
               </w:rPr>
-              <w:t>—</w:t>
+              <w:t>s01q03a, s01q03b, s01q03c, s01q06, s02q04, s04q35b, s01q00b, s04q35e_code</w:t>
             </w:r>
           </w:p>
         </w:tc>
@@ -1385,7 +1385,7 @@
                 <w:i w:val="0"/>
                 <w:sz w:val="17"/>
               </w:rPr>
-              <w:t>Incohérence!!! seulement les écoles privées paient les frais de scolarité (y compris les frais d'inscription).</w:t>
+              <w:t>Incoherent!!! ABLAYE COLY est un(e) Autres membres des forces armées et declare n'avoir pas fait d'école formelle, prière de vérifier cette incohérence auprès de l'enquté pour corriger.</w:t>
             </w:r>
           </w:p>
         </w:tc>
@@ -1444,7 +1444,7 @@
                 <w:color w:val="16A34A"/>
                 <w:sz w:val="16"/>
               </w:rPr>
-              <w:t>s01q32, s01q36, s01q38, s04q37_modif, s02q33, s02q34, s01q00b</w:t>
+              <w:t>—</w:t>
             </w:r>
           </w:p>
         </w:tc>
@@ -1475,7 +1475,7 @@
                 <w:i w:val="0"/>
                 <w:sz w:val="17"/>
               </w:rPr>
-              <w:t>Peu probable!!! Vu l'âge (17 ans) de MOUHAMED MOUSTAPHA COLY ou l'année à laquelle MOUHAMED MOUSTAPHA COLY a fréquenté l'école pour la dernière fois (.) le dernier diplome de MOUHAMED MOUSTAPHA COLY ne peut être le Certificat d'études primaires (CEP), prière de corriger cette incohérence ou confirmer avec le QG.</w:t>
+              <w:t>Incoherent!!! Le niveau d'études suivi par CHEIKH TIDIANE COLY  au cours de l'année 2024/2025 est Secondaire 1 (Moyen) Général mais il déclare en 2.11 qu'il a obtenu comme résultat le Diplômé, études achevées.</w:t>
             </w:r>
           </w:p>
         </w:tc>
@@ -1565,7 +1565,7 @@
                 <w:i w:val="0"/>
                 <w:sz w:val="17"/>
               </w:rPr>
-              <w:t>Incoherent!!! Le niveau d'études suivi par CHEIKH TIDIANE COLY  au cours de l'année 2024/2025 est Secondaire 1 (Moyen) Général mais il déclare en 2.11 qu'il a obtenu comme résultat le Diplômé, études achevées.</w:t>
+              <w:t>Prière de corriger cette incoherence en 2.11.</w:t>
             </w:r>
           </w:p>
         </w:tc>
@@ -1624,7 +1624,7 @@
                 <w:color w:val="16A34A"/>
                 <w:sz w:val="16"/>
               </w:rPr>
-              <w:t>—</w:t>
+              <w:t>s01q32, s01q36, s01q38, s04q37_modif, s02q33, s02q34, s01q00b</w:t>
             </w:r>
           </w:p>
         </w:tc>
@@ -1655,7 +1655,7 @@
                 <w:i w:val="0"/>
                 <w:sz w:val="17"/>
               </w:rPr>
-              <w:t>Prière de corriger cette incoherence en 2.11.</w:t>
+              <w:t>Peu probable!!! Vu l'âge (13 ans) de CHEIKH TIDIANE COLY ou l'année à laquelle CHEIKH TIDIANE COLY a fréquenté l'école pour la dernière fois (.) le dernier diplome de CHEIKH TIDIANE COLY ne peut être le Certificat d'études primaires (CEP), prière de corriger cette incohérence ou confirmer avec le QG.</w:t>
             </w:r>
           </w:p>
         </w:tc>
@@ -1714,7 +1714,7 @@
                 <w:color w:val="16A34A"/>
                 <w:sz w:val="16"/>
               </w:rPr>
-              <w:t>s01q32, s01q36, s01q38, s04q37_modif, s02q33, s02q34, s01q00b</w:t>
+              <w:t>—</w:t>
             </w:r>
           </w:p>
         </w:tc>
@@ -1745,7 +1745,7 @@
                 <w:i w:val="0"/>
                 <w:sz w:val="17"/>
               </w:rPr>
-              <w:t>Peu probable!!! Vu l'âge (13 ans) de CHEIKH TIDIANE COLY ou l'année à laquelle CHEIKH TIDIANE COLY a fréquenté l'école pour la dernière fois (.) le dernier diplome de CHEIKH TIDIANE COLY ne peut être le Certificat d'études primaires (CEP), prière de corriger cette incohérence ou confirmer avec le QG.</w:t>
+              <w:t>Incohérent!! Le niveau d'instruction déclaré par l'un des enfants (Primaire) au niveau de la section 1 de ALFA SÉNY COLY diffère de celui donné par ALFA SÉNY COLY lui-même qui affirme ne pas avoir frequenté l'école formelle.</w:t>
             </w:r>
           </w:p>
         </w:tc>
@@ -1804,7 +1804,7 @@
                 <w:color w:val="16A34A"/>
                 <w:sz w:val="16"/>
               </w:rPr>
-              <w:t>s01q03a, s01q03b, s01q03c, s01q06, s02q04, s04q35b, s01q00b, s04q35e_code</w:t>
+              <w:t>—</w:t>
             </w:r>
           </w:p>
         </w:tc>
@@ -1835,7 +1835,7 @@
                 <w:i w:val="0"/>
                 <w:sz w:val="17"/>
               </w:rPr>
-              <w:t>Incoherent!!! ABLAYE COLY est un(e) Autres membres des forces armées et declare n'avoir pas fait d'école formelle, prière de vérifier cette incohérence auprès de l'enquté pour corriger.</w:t>
+              <w:t>Incohérent!! Le niveau d'instruction déclaré par l'un des enfants (Secondaire 1er cycle) au niveau de la section 1 de LENA MBACKE diffère de celui donné par LENA MBACKE lui-même qui affirme ne pas avoir frequenté l'école formelle.</w:t>
             </w:r>
           </w:p>
         </w:tc>
@@ -1925,7 +1925,7 @@
                 <w:i w:val="0"/>
                 <w:sz w:val="17"/>
               </w:rPr>
-              <w:t>Incohérent!! Le niveau d'instruction déclaré par l'un des enfants (Primaire) au niveau de la section 1 de ALFA SÉNY COLY diffère de celui donné par ALFA SÉNY COLY lui-même qui affirme ne pas avoir frequenté l'école formelle.</w:t>
+              <w:t>Incohérent!! Le niveau d'instruction déclaré par l'un des enfants (Secondaire 1er cycle) au niveau de la section 1 de PAPE COLY diffère de celui donné par PAPE COLY lui-même qui affirme ne pas avoir frequenté l'école formelle.</w:t>
             </w:r>
           </w:p>
         </w:tc>
@@ -1984,7 +1984,7 @@
                 <w:color w:val="16A34A"/>
                 <w:sz w:val="16"/>
               </w:rPr>
-              <w:t>—</w:t>
+              <w:t>s01q32, s01q36, s01q38, s04q37_modif, s02q33, s02q34, s01q00b</w:t>
             </w:r>
           </w:p>
         </w:tc>
@@ -2015,7 +2015,7 @@
                 <w:i w:val="0"/>
                 <w:sz w:val="17"/>
               </w:rPr>
-              <w:t>Incohérent!! Le niveau d'instruction déclaré par l'un des enfants (Secondaire 1er cycle) au niveau de la section 1 de LENA MBACKE diffère de celui donné par LENA MBACKE lui-même qui affirme ne pas avoir frequenté l'école formelle.</w:t>
+              <w:t>Peu probable!!! Vu l'âge (17 ans) de MOUHAMED MOUSTAPHA COLY ou l'année à laquelle MOUHAMED MOUSTAPHA COLY a fréquenté l'école pour la dernière fois (.) le dernier diplome de MOUHAMED MOUSTAPHA COLY ne peut être le Certificat d'études primaires (CEP), prière de corriger cette incohérence ou confirmer avec le QG.</w:t>
             </w:r>
           </w:p>
         </w:tc>
@@ -2048,7 +2048,7 @@
                 <w:i w:val="0"/>
                 <w:sz w:val="16"/>
               </w:rPr>
-              <w:t>S02</w:t>
+              <w:t>S03</w:t>
               <w:br/>
             </w:r>
             <w:r>
@@ -2058,7 +2058,7 @@
                 <w:color w:val="64748B"/>
                 <w:sz w:val="14"/>
               </w:rPr>
-              <w:t>Éducation</w:t>
+              <w:t>Santé</w:t>
             </w:r>
           </w:p>
         </w:tc>
@@ -2074,7 +2074,7 @@
                 <w:color w:val="16A34A"/>
                 <w:sz w:val="16"/>
               </w:rPr>
-              <w:t>—</w:t>
+              <w:t>s03q14, s03q15, s03q17, s03q18, s03q19, s03q20, s03q21</w:t>
             </w:r>
           </w:p>
         </w:tc>
@@ -2105,7 +2105,7 @@
                 <w:i w:val="0"/>
                 <w:sz w:val="17"/>
               </w:rPr>
-              <w:t>Incohérent!! Le niveau d'instruction déclaré par l'un des enfants (Secondaire 1er cycle) au niveau de la section 1 de PAPE COLY diffère de celui donné par PAPE COLY lui-même qui affirme ne pas avoir frequenté l'école formelle.</w:t>
+              <w:t>Incoherence!!! PAPE COLY a consulté dans un service de santé ou un guérisseur au cours des 3 derniers mois sans hospitalisation (3.13=Oui) mais la depense liée à cette consultation est nulle 0 ou ne sait pas partout dans les questions (s03q14 s03q15 s03q17 s03q18 s03q19 s03q20 s03q21).</w:t>
             </w:r>
           </w:p>
         </w:tc>
@@ -2138,7 +2138,7 @@
                 <w:i w:val="0"/>
                 <w:sz w:val="16"/>
               </w:rPr>
-              <w:t>S03</w:t>
+              <w:t>S11</w:t>
               <w:br/>
             </w:r>
             <w:r>
@@ -2148,7 +2148,7 @@
                 <w:color w:val="64748B"/>
                 <w:sz w:val="14"/>
               </w:rPr>
-              <w:t>Santé</w:t>
+              <w:t>Logement / cadre de vie</w:t>
             </w:r>
           </w:p>
         </w:tc>
@@ -2164,7 +2164,7 @@
                 <w:color w:val="16A34A"/>
                 <w:sz w:val="16"/>
               </w:rPr>
-              <w:t>s03q14, s03q15, s03q17, s03q18, s03q19, s03q20, s03q21</w:t>
+              <w:t>s01q10, s02q30, s02q34, s03q50, s04q23, s04q24, s04q37, s04q44</w:t>
             </w:r>
           </w:p>
         </w:tc>
@@ -2195,7 +2195,7 @@
                 <w:i w:val="0"/>
                 <w:sz w:val="17"/>
               </w:rPr>
-              <w:t>Incoherence!!! PAPE COLY a consulté dans un service de santé ou un guérisseur au cours des 3 derniers mois sans hospitalisation (3.13=Oui) mais la depense liée à cette consultation est nulle 0 ou ne sait pas partout dans les questions (s03q14 s03q15 s03q17 s03q18 s03q19 s03q20 s03q21).</w:t>
+              <w:t>Le montant de la dernière facture d'eau est de 56800 FCFA Tous les 2 mois qui semble incohérent, Prière de vérifier les questions 11.23a et 11.23b auprès du ménage ou confirmer.</w:t>
             </w:r>
           </w:p>
         </w:tc>
@@ -2254,7 +2254,7 @@
                 <w:color w:val="16A34A"/>
                 <w:sz w:val="16"/>
               </w:rPr>
-              <w:t>s01q10, s02q30, s02q34, s03q50, s04q23, s04q24, s04q37, s04q44</w:t>
+              <w:t>s01q36, s01q38, s04q24, s02q13, s11q35a, s11q35b_code</w:t>
             </w:r>
           </w:p>
         </w:tc>
@@ -2285,7 +2285,7 @@
                 <w:i w:val="0"/>
                 <w:sz w:val="17"/>
               </w:rPr>
-              <w:t>Le montant de la dernière facture d'eau est de 56800 FCFA Tous les 2 mois qui semble incohérent, Prière de vérifier les questions 11.23a et 11.23b auprès du ménage ou confirmer.</w:t>
+              <w:t>Le montant de la dernière facture d'électricité est de 35000 FCFA Tous les 2 mois qui semble incohérent, Prière de vérifier les questions 11.35a et 11.35b auprès du ménage ou confirmer.</w:t>
             </w:r>
           </w:p>
         </w:tc>
@@ -2318,7 +2318,7 @@
                 <w:i w:val="0"/>
                 <w:sz w:val="16"/>
               </w:rPr>
-              <w:t>S11</w:t>
+              <w:t>S20</w:t>
               <w:br/>
             </w:r>
             <w:r>
@@ -2328,7 +2328,7 @@
                 <w:color w:val="64748B"/>
                 <w:sz w:val="14"/>
               </w:rPr>
-              <w:t>Logement / cadre de vie</w:t>
+              <w:t>Gouvernance / autres</w:t>
             </w:r>
           </w:p>
         </w:tc>
@@ -2344,7 +2344,7 @@
                 <w:color w:val="16A34A"/>
                 <w:sz w:val="16"/>
               </w:rPr>
-              <w:t>s01q36, s01q38, s04q24, s02q13, s11q35a, s11q35b_code</w:t>
+              <w:t>—</w:t>
             </w:r>
           </w:p>
         </w:tc>
@@ -2375,7 +2375,7 @@
                 <w:i w:val="0"/>
                 <w:sz w:val="17"/>
               </w:rPr>
-              <w:t>Le montant de la dernière facture d'électricité est de 35000 FCFA Tous les 2 mois qui semble incohérent, Prière de vérifier les questions 11.35a et 11.35b auprès du ménage ou confirmer.</w:t>
+              <w:t>Incohérence détectée ! Le ménage a précédemment déclaré vivre « Bien » ou « Assez bien » selon son revenu en 20A.02.</w:t>
             </w:r>
           </w:p>
         </w:tc>
@@ -2390,10 +2390,10 @@
               <w:rPr>
                 <w:b/>
                 <w:i w:val="0"/>
-                <w:color w:val="DC2626"/>
-                <w:sz w:val="16"/>
-              </w:rPr>
-              <w:t>Haute</w:t>
+                <w:color w:val="EA580C"/>
+                <w:sz w:val="16"/>
+              </w:rPr>
+              <w:t>Moyenne</w:t>
             </w:r>
           </w:p>
         </w:tc>
@@ -2408,7 +2408,7 @@
                 <w:i w:val="0"/>
                 <w:sz w:val="16"/>
               </w:rPr>
-              <w:t>S20</w:t>
+              <w:t>S00</w:t>
               <w:br/>
             </w:r>
             <w:r>
@@ -2418,7 +2418,7 @@
                 <w:color w:val="64748B"/>
                 <w:sz w:val="14"/>
               </w:rPr>
-              <w:t>Gouvernance / autres</w:t>
+              <w:t>Identification</w:t>
             </w:r>
           </w:p>
         </w:tc>
@@ -2465,7 +2465,7 @@
                 <w:i w:val="0"/>
                 <w:sz w:val="17"/>
               </w:rPr>
-              <w:t>Incohérence détectée ! Le ménage a précédemment déclaré vivre « Bien » ou « Assez bien » selon son revenu en 20A.02.</w:t>
+              <w:t>L'adresse ou la localisation du ménage doit être bien renseignée, ne doit pas contenir des numéros de téléphone et elle semble courte pour être une adresse.</w:t>
             </w:r>
           </w:p>
         </w:tc>
@@ -2555,7 +2555,7 @@
                 <w:i w:val="0"/>
                 <w:sz w:val="17"/>
               </w:rPr>
-              <w:t>L'adresse ou la localisation du ménage doit être bien renseignée, ne doit pas contenir des numéros de téléphone et elle semble courte pour être une adresse.</w:t>
+              <w:t>Prière de renseigner la bonne adresse.</w:t>
             </w:r>
           </w:p>
         </w:tc>
@@ -2588,7 +2588,7 @@
                 <w:i w:val="0"/>
                 <w:sz w:val="16"/>
               </w:rPr>
-              <w:t>S00</w:t>
+              <w:t>S01</w:t>
               <w:br/>
             </w:r>
             <w:r>
@@ -2598,7 +2598,7 @@
                 <w:color w:val="64748B"/>
                 <w:sz w:val="14"/>
               </w:rPr>
-              <w:t>Identification</w:t>
+              <w:t>Démographie</w:t>
             </w:r>
           </w:p>
         </w:tc>
@@ -2645,7 +2645,7 @@
                 <w:i w:val="0"/>
                 <w:sz w:val="17"/>
               </w:rPr>
-              <w:t>Prière de renseigner la bonne adresse.</w:t>
+              <w:t>Prière de verifier l'information donnée par AMADOU COLY ou corriger au niveau de la section 1.</w:t>
             </w:r>
           </w:p>
         </w:tc>
@@ -2735,7 +2735,7 @@
                 <w:i w:val="0"/>
                 <w:sz w:val="17"/>
               </w:rPr>
-              <w:t>Prière de verifier l'information donnée par AMADOU COLY ou corriger au niveau de la section 1.</w:t>
+              <w:t>Prière de verifier l'information donnée par BINETA COLY ou corriger au niveau de la section 1.</w:t>
             </w:r>
           </w:p>
         </w:tc>
@@ -2825,7 +2825,7 @@
                 <w:i w:val="0"/>
                 <w:sz w:val="17"/>
               </w:rPr>
-              <w:t>Prière de verifier l'information donnée par BINETA COLY ou corriger au niveau de la section 1.</w:t>
+              <w:t>Prière de verifier l'information donnée par CHEIKH TIDIANE COLY ou corriger au niveau de la section 1.</w:t>
             </w:r>
           </w:p>
         </w:tc>
@@ -2915,7 +2915,7 @@
                 <w:i w:val="0"/>
                 <w:sz w:val="17"/>
               </w:rPr>
-              <w:t>Prière de verifier l'information donnée par CHEIKH TIDIANE COLY ou corriger au niveau de la section 1.</w:t>
+              <w:t>Prière de verifier l'information donnée par MAMAN KHADY COLY ou corriger au niveau de la section 1.</w:t>
             </w:r>
           </w:p>
         </w:tc>
@@ -3005,7 +3005,7 @@
                 <w:i w:val="0"/>
                 <w:sz w:val="17"/>
               </w:rPr>
-              <w:t>Prière de verifier l'information donnée par MAMAN KHADY COLY ou corriger au niveau de la section 1.</w:t>
+              <w:t>Prière de verifier l'information donnée par MOUSSA COLY ou corriger au niveau de la section 1.</w:t>
             </w:r>
           </w:p>
         </w:tc>
@@ -3095,7 +3095,7 @@
                 <w:i w:val="0"/>
                 <w:sz w:val="17"/>
               </w:rPr>
-              <w:t>Prière de verifier l'information donnée par MOUSSA COLY ou corriger au niveau de la section 1.</w:t>
+              <w:t>Prière de verifier l'information donnée par NDEYE KHADY COLY ou corriger au niveau de la section 1.</w:t>
             </w:r>
           </w:p>
         </w:tc>
@@ -3185,367 +3185,7 @@
                 <w:i w:val="0"/>
                 <w:sz w:val="17"/>
               </w:rPr>
-              <w:t>Prière de verifier l'information donnée par NDEYE KHADY COLY ou corriger au niveau de la section 1.</w:t>
-            </w:r>
-          </w:p>
-        </w:tc>
-      </w:tr>
-      <w:tr>
-        <w:tc>
-          <w:tcPr>
-            <w:tcW w:type="dxa" w:w="964"/>
-          </w:tcPr>
-          <w:p>
-            <w:r>
-              <w:rPr>
-                <w:b/>
-                <w:i w:val="0"/>
-                <w:color w:val="EA580C"/>
-                <w:sz w:val="16"/>
-              </w:rPr>
-              <w:t>Moyenne</w:t>
-            </w:r>
-          </w:p>
-        </w:tc>
-        <w:tc>
-          <w:tcPr>
-            <w:tcW w:type="dxa" w:w="1247"/>
-          </w:tcPr>
-          <w:p>
-            <w:r>
-              <w:rPr>
-                <w:b/>
-                <w:i w:val="0"/>
-                <w:sz w:val="16"/>
-              </w:rPr>
-              <w:t>S01</w:t>
-              <w:br/>
-            </w:r>
-            <w:r>
-              <w:rPr>
-                <w:b w:val="0"/>
-                <w:i w:val="0"/>
-                <w:color w:val="64748B"/>
-                <w:sz w:val="14"/>
-              </w:rPr>
-              <w:t>Démographie</w:t>
-            </w:r>
-          </w:p>
-        </w:tc>
-        <w:tc>
-          <w:tcPr>
-            <w:tcW w:type="dxa" w:w="1531"/>
-          </w:tcPr>
-          <w:p>
-            <w:r>
-              <w:rPr>
-                <w:b/>
-                <w:i w:val="0"/>
-                <w:color w:val="16A34A"/>
-                <w:sz w:val="16"/>
-              </w:rPr>
-              <w:t>—</w:t>
-            </w:r>
-          </w:p>
-        </w:tc>
-        <w:tc>
-          <w:tcPr>
-            <w:tcW w:type="dxa" w:w="1191"/>
-          </w:tcPr>
-          <w:p>
-            <w:r>
-              <w:rPr>
-                <w:b w:val="0"/>
-                <w:i w:val="0"/>
-                <w:color w:val="64748B"/>
-                <w:sz w:val="16"/>
-              </w:rPr>
-              <w:t>GT-CQ</w:t>
-            </w:r>
-          </w:p>
-        </w:tc>
-        <w:tc>
-          <w:tcPr>
-            <w:tcW w:type="dxa" w:w="4706"/>
-          </w:tcPr>
-          <w:p>
-            <w:r>
-              <w:rPr>
-                <w:b w:val="0"/>
-                <w:i w:val="0"/>
-                <w:sz w:val="17"/>
-              </w:rPr>
               <w:t>Prière de verifier l'information donnée par SEYDINA MOUHAMED COLY ou corriger au niveau de la section 1.</w:t>
-            </w:r>
-          </w:p>
-        </w:tc>
-      </w:tr>
-      <w:tr>
-        <w:tc>
-          <w:tcPr>
-            <w:tcW w:type="dxa" w:w="964"/>
-          </w:tcPr>
-          <w:p>
-            <w:r>
-              <w:rPr>
-                <w:b/>
-                <w:i w:val="0"/>
-                <w:color w:val="EA580C"/>
-                <w:sz w:val="16"/>
-              </w:rPr>
-              <w:t>Moyenne</w:t>
-            </w:r>
-          </w:p>
-        </w:tc>
-        <w:tc>
-          <w:tcPr>
-            <w:tcW w:type="dxa" w:w="1247"/>
-          </w:tcPr>
-          <w:p>
-            <w:r>
-              <w:rPr>
-                <w:b/>
-                <w:i w:val="0"/>
-                <w:sz w:val="16"/>
-              </w:rPr>
-              <w:t>S02</w:t>
-              <w:br/>
-            </w:r>
-            <w:r>
-              <w:rPr>
-                <w:b w:val="0"/>
-                <w:i w:val="0"/>
-                <w:color w:val="64748B"/>
-                <w:sz w:val="14"/>
-              </w:rPr>
-              <w:t>Éducation</w:t>
-            </w:r>
-          </w:p>
-        </w:tc>
-        <w:tc>
-          <w:tcPr>
-            <w:tcW w:type="dxa" w:w="1531"/>
-          </w:tcPr>
-          <w:p>
-            <w:r>
-              <w:rPr>
-                <w:b/>
-                <w:i w:val="0"/>
-                <w:color w:val="16A34A"/>
-                <w:sz w:val="16"/>
-              </w:rPr>
-              <w:t>—</w:t>
-            </w:r>
-          </w:p>
-        </w:tc>
-        <w:tc>
-          <w:tcPr>
-            <w:tcW w:type="dxa" w:w="1191"/>
-          </w:tcPr>
-          <w:p>
-            <w:r>
-              <w:rPr>
-                <w:b w:val="0"/>
-                <w:i w:val="0"/>
-                <w:color w:val="64748B"/>
-                <w:sz w:val="16"/>
-              </w:rPr>
-              <w:t>GT-CQ</w:t>
-            </w:r>
-          </w:p>
-        </w:tc>
-        <w:tc>
-          <w:tcPr>
-            <w:tcW w:type="dxa" w:w="4706"/>
-          </w:tcPr>
-          <w:p>
-            <w:r>
-              <w:rPr>
-                <w:b w:val="0"/>
-                <w:i w:val="0"/>
-                <w:sz w:val="17"/>
-              </w:rPr>
-              <w:t>veuillez, s'il vous plait, confirmer les frais de scolarité ( 10000 FCFA) payée de MOUHAMED MOUSTAPHA COLY avec le QG ou apporter les corrections nécessaires.</w:t>
-            </w:r>
-          </w:p>
-        </w:tc>
-      </w:tr>
-      <w:tr>
-        <w:tc>
-          <w:tcPr>
-            <w:tcW w:type="dxa" w:w="964"/>
-          </w:tcPr>
-          <w:p>
-            <w:r>
-              <w:rPr>
-                <w:b/>
-                <w:i w:val="0"/>
-                <w:color w:val="EA580C"/>
-                <w:sz w:val="16"/>
-              </w:rPr>
-              <w:t>Moyenne</w:t>
-            </w:r>
-          </w:p>
-        </w:tc>
-        <w:tc>
-          <w:tcPr>
-            <w:tcW w:type="dxa" w:w="1247"/>
-          </w:tcPr>
-          <w:p>
-            <w:r>
-              <w:rPr>
-                <w:b/>
-                <w:i w:val="0"/>
-                <w:sz w:val="16"/>
-              </w:rPr>
-              <w:t>S02</w:t>
-              <w:br/>
-            </w:r>
-            <w:r>
-              <w:rPr>
-                <w:b w:val="0"/>
-                <w:i w:val="0"/>
-                <w:color w:val="64748B"/>
-                <w:sz w:val="14"/>
-              </w:rPr>
-              <w:t>Éducation</w:t>
-            </w:r>
-          </w:p>
-        </w:tc>
-        <w:tc>
-          <w:tcPr>
-            <w:tcW w:type="dxa" w:w="1531"/>
-          </w:tcPr>
-          <w:p>
-            <w:r>
-              <w:rPr>
-                <w:b/>
-                <w:i w:val="0"/>
-                <w:color w:val="16A34A"/>
-                <w:sz w:val="16"/>
-              </w:rPr>
-              <w:t>—</w:t>
-            </w:r>
-          </w:p>
-        </w:tc>
-        <w:tc>
-          <w:tcPr>
-            <w:tcW w:type="dxa" w:w="1191"/>
-          </w:tcPr>
-          <w:p>
-            <w:r>
-              <w:rPr>
-                <w:b w:val="0"/>
-                <w:i w:val="0"/>
-                <w:color w:val="64748B"/>
-                <w:sz w:val="16"/>
-              </w:rPr>
-              <w:t>GT-CQ</w:t>
-            </w:r>
-          </w:p>
-        </w:tc>
-        <w:tc>
-          <w:tcPr>
-            <w:tcW w:type="dxa" w:w="4706"/>
-          </w:tcPr>
-          <w:p>
-            <w:r>
-              <w:rPr>
-                <w:b w:val="0"/>
-                <w:i w:val="0"/>
-                <w:sz w:val="17"/>
-              </w:rPr>
-              <w:t>veuillez, s'il vous plait, confirmer les frais de scolarité ( 15000 FCFA) payée de CHEIKH TIDIANE COLY avec le QG ou apporter les corrections nécessaires.</w:t>
-            </w:r>
-          </w:p>
-        </w:tc>
-      </w:tr>
-      <w:tr>
-        <w:tc>
-          <w:tcPr>
-            <w:tcW w:type="dxa" w:w="964"/>
-          </w:tcPr>
-          <w:p>
-            <w:r>
-              <w:rPr>
-                <w:b/>
-                <w:i w:val="0"/>
-                <w:color w:val="EA580C"/>
-                <w:sz w:val="16"/>
-              </w:rPr>
-              <w:t>Moyenne</w:t>
-            </w:r>
-          </w:p>
-        </w:tc>
-        <w:tc>
-          <w:tcPr>
-            <w:tcW w:type="dxa" w:w="1247"/>
-          </w:tcPr>
-          <w:p>
-            <w:r>
-              <w:rPr>
-                <w:b/>
-                <w:i w:val="0"/>
-                <w:sz w:val="16"/>
-              </w:rPr>
-              <w:t>S02</w:t>
-              <w:br/>
-            </w:r>
-            <w:r>
-              <w:rPr>
-                <w:b w:val="0"/>
-                <w:i w:val="0"/>
-                <w:color w:val="64748B"/>
-                <w:sz w:val="14"/>
-              </w:rPr>
-              <w:t>Éducation</w:t>
-            </w:r>
-          </w:p>
-        </w:tc>
-        <w:tc>
-          <w:tcPr>
-            <w:tcW w:type="dxa" w:w="1531"/>
-          </w:tcPr>
-          <w:p>
-            <w:r>
-              <w:rPr>
-                <w:b/>
-                <w:i w:val="0"/>
-                <w:color w:val="16A34A"/>
-                <w:sz w:val="16"/>
-              </w:rPr>
-              <w:t>—</w:t>
-            </w:r>
-          </w:p>
-        </w:tc>
-        <w:tc>
-          <w:tcPr>
-            <w:tcW w:type="dxa" w:w="1191"/>
-          </w:tcPr>
-          <w:p>
-            <w:r>
-              <w:rPr>
-                <w:b w:val="0"/>
-                <w:i w:val="0"/>
-                <w:color w:val="64748B"/>
-                <w:sz w:val="16"/>
-              </w:rPr>
-              <w:t>GT-CQ</w:t>
-            </w:r>
-          </w:p>
-        </w:tc>
-        <w:tc>
-          <w:tcPr>
-            <w:tcW w:type="dxa" w:w="4706"/>
-          </w:tcPr>
-          <w:p>
-            <w:r>
-              <w:rPr>
-                <w:b w:val="0"/>
-                <w:i w:val="0"/>
-                <w:sz w:val="17"/>
-              </w:rPr>
-              <w:t>veuillez, s'il vous plait, confirmer les frais de scolarité ( 15000 FCFA) payée de MOUSSA COLY avec le QG ou apporter les corrections nécessaires.</w:t>
             </w:r>
           </w:p>
         </w:tc>
